--- a/Informe actualizado (1).docx
+++ b/Informe actualizado (1).docx
@@ -1002,31 +1002,112 @@
         <w:rPr>
           <w:rFonts w:ascii="Arial" w:hAnsi="Arial" w:cs="Arial"/>
         </w:rPr>
+        <w:lastRenderedPageBreak/>
         <w:t xml:space="preserve">               </w:t>
       </w:r>
-    </w:p>
-    <w:p>
-      <w:pPr>
-        <w:jc w:val="center"/>
-        <w:rPr>
-          <w:rFonts w:ascii="Arial" w:hAnsi="Arial" w:cs="Arial"/>
-        </w:rPr>
-      </w:pPr>
-      <w:r>
-        <w:rPr>
-          <w:rFonts w:ascii="Arial" w:hAnsi="Arial" w:cs="Arial"/>
+      <w:r>
+        <w:rPr>
+          <w:rFonts w:ascii="Arial" w:hAnsi="Arial" w:cs="Arial"/>
+          <w:noProof/>
+        </w:rPr>
+        <w:drawing>
+          <wp:inline distT="0" distB="0" distL="0" distR="0" wp14:anchorId="11E92638" wp14:editId="50F2F54B">
+            <wp:extent cx="5612130" cy="4032250"/>
+            <wp:effectExtent l="0" t="0" r="7620" b="6350"/>
+            <wp:docPr id="812253574" name="Imagen 5"/>
+            <wp:cNvGraphicFramePr>
+              <a:graphicFrameLocks xmlns:a="http://schemas.openxmlformats.org/drawingml/2006/main" noChangeAspect="1"/>
+            </wp:cNvGraphicFramePr>
+            <a:graphic xmlns:a="http://schemas.openxmlformats.org/drawingml/2006/main">
+              <a:graphicData uri="http://schemas.openxmlformats.org/drawingml/2006/picture">
+                <pic:pic xmlns:pic="http://schemas.openxmlformats.org/drawingml/2006/picture">
+                  <pic:nvPicPr>
+                    <pic:cNvPr id="812253574" name="Imagen 812253574"/>
+                    <pic:cNvPicPr/>
+                  </pic:nvPicPr>
+                  <pic:blipFill>
+                    <a:blip r:embed="rId10">
+                      <a:extLst>
+                        <a:ext uri="{28A0092B-C50C-407E-A947-70E740481C1C}">
+                          <a14:useLocalDpi xmlns:a14="http://schemas.microsoft.com/office/drawing/2010/main" val="0"/>
+                        </a:ext>
+                      </a:extLst>
+                    </a:blip>
+                    <a:stretch>
+                      <a:fillRect/>
+                    </a:stretch>
+                  </pic:blipFill>
+                  <pic:spPr>
+                    <a:xfrm>
+                      <a:off x="0" y="0"/>
+                      <a:ext cx="5612130" cy="4032250"/>
+                    </a:xfrm>
+                    <a:prstGeom prst="rect">
+                      <a:avLst/>
+                    </a:prstGeom>
+                  </pic:spPr>
+                </pic:pic>
+              </a:graphicData>
+            </a:graphic>
+          </wp:inline>
+        </w:drawing>
+      </w:r>
+    </w:p>
+    <w:p>
+      <w:pPr>
+        <w:jc w:val="center"/>
+        <w:rPr>
+          <w:rFonts w:ascii="Arial" w:hAnsi="Arial" w:cs="Arial"/>
+        </w:rPr>
+      </w:pPr>
+      <w:r>
+        <w:rPr>
+          <w:rFonts w:ascii="Arial" w:hAnsi="Arial" w:cs="Arial"/>
+          <w:noProof/>
         </w:rPr>
         <w:lastRenderedPageBreak/>
-        <w:t>FALTA IMAGEN</w:t>
-      </w:r>
-    </w:p>
-    <w:p>
-      <w:pPr>
-        <w:jc w:val="center"/>
-        <w:rPr>
-          <w:rFonts w:ascii="Arial" w:hAnsi="Arial" w:cs="Arial"/>
-        </w:rPr>
-      </w:pPr>
+        <w:drawing>
+          <wp:inline distT="0" distB="0" distL="0" distR="0" wp14:anchorId="619EEF88" wp14:editId="1602E9D7">
+            <wp:extent cx="5612130" cy="4489450"/>
+            <wp:effectExtent l="0" t="0" r="7620" b="6350"/>
+            <wp:docPr id="1820112972" name="Imagen 6"/>
+            <wp:cNvGraphicFramePr>
+              <a:graphicFrameLocks xmlns:a="http://schemas.openxmlformats.org/drawingml/2006/main" noChangeAspect="1"/>
+            </wp:cNvGraphicFramePr>
+            <a:graphic xmlns:a="http://schemas.openxmlformats.org/drawingml/2006/main">
+              <a:graphicData uri="http://schemas.openxmlformats.org/drawingml/2006/picture">
+                <pic:pic xmlns:pic="http://schemas.openxmlformats.org/drawingml/2006/picture">
+                  <pic:nvPicPr>
+                    <pic:cNvPr id="1820112972" name="Imagen 1820112972"/>
+                    <pic:cNvPicPr/>
+                  </pic:nvPicPr>
+                  <pic:blipFill>
+                    <a:blip r:embed="rId11">
+                      <a:extLst>
+                        <a:ext uri="{28A0092B-C50C-407E-A947-70E740481C1C}">
+                          <a14:useLocalDpi xmlns:a14="http://schemas.microsoft.com/office/drawing/2010/main" val="0"/>
+                        </a:ext>
+                      </a:extLst>
+                    </a:blip>
+                    <a:stretch>
+                      <a:fillRect/>
+                    </a:stretch>
+                  </pic:blipFill>
+                  <pic:spPr>
+                    <a:xfrm>
+                      <a:off x="0" y="0"/>
+                      <a:ext cx="5612130" cy="4489450"/>
+                    </a:xfrm>
+                    <a:prstGeom prst="rect">
+                      <a:avLst/>
+                    </a:prstGeom>
+                  </pic:spPr>
+                </pic:pic>
+              </a:graphicData>
+            </a:graphic>
+          </wp:inline>
+        </w:drawing>
+      </w:r>
     </w:p>
     <w:p>
       <w:pPr>
@@ -1089,6 +1170,7 @@
         <w:rPr>
           <w:rFonts w:ascii="Arial" w:hAnsi="Arial" w:cs="Arial"/>
         </w:rPr>
+        <w:lastRenderedPageBreak/>
         <w:t>La segunda tarea es organizar el inventario por categorías. El sistema revisa todos los productos guardados y va sumando las unidades dependiendo de si son genéricos, de marca o controlados. Al final, toda esta sumatoria la plasma en una tabla limpia de la interfaz para que el administrador entienda cómo está distribuido el inventario físicamente.</w:t>
       </w:r>
     </w:p>
@@ -1125,6 +1207,69 @@
           <w:rFonts w:ascii="Arial" w:hAnsi="Arial" w:cs="Arial"/>
         </w:rPr>
       </w:pPr>
+    </w:p>
+    <w:p>
+      <w:pPr>
+        <w:jc w:val="center"/>
+        <w:rPr>
+          <w:rFonts w:ascii="Arial" w:hAnsi="Arial" w:cs="Arial"/>
+        </w:rPr>
+      </w:pPr>
+    </w:p>
+    <w:p>
+      <w:pPr>
+        <w:jc w:val="center"/>
+        <w:rPr>
+          <w:rFonts w:ascii="Arial" w:hAnsi="Arial" w:cs="Arial"/>
+        </w:rPr>
+      </w:pPr>
+      <w:r>
+        <w:rPr>
+          <w:rFonts w:ascii="Arial" w:hAnsi="Arial" w:cs="Arial"/>
+          <w:noProof/>
+        </w:rPr>
+        <w:drawing>
+          <wp:inline distT="0" distB="0" distL="0" distR="0" wp14:anchorId="08C85ABF" wp14:editId="0A0056AF">
+            <wp:extent cx="5612130" cy="3427730"/>
+            <wp:effectExtent l="0" t="0" r="7620" b="1270"/>
+            <wp:docPr id="1938682687" name="Imagen 4"/>
+            <wp:cNvGraphicFramePr>
+              <a:graphicFrameLocks xmlns:a="http://schemas.openxmlformats.org/drawingml/2006/main" noChangeAspect="1"/>
+            </wp:cNvGraphicFramePr>
+            <a:graphic xmlns:a="http://schemas.openxmlformats.org/drawingml/2006/main">
+              <a:graphicData uri="http://schemas.openxmlformats.org/drawingml/2006/picture">
+                <pic:pic xmlns:pic="http://schemas.openxmlformats.org/drawingml/2006/picture">
+                  <pic:nvPicPr>
+                    <pic:cNvPr id="1938682687" name="Imagen 1938682687"/>
+                    <pic:cNvPicPr/>
+                  </pic:nvPicPr>
+                  <pic:blipFill>
+                    <a:blip r:embed="rId12">
+                      <a:extLst>
+                        <a:ext uri="{28A0092B-C50C-407E-A947-70E740481C1C}">
+                          <a14:useLocalDpi xmlns:a14="http://schemas.microsoft.com/office/drawing/2010/main" val="0"/>
+                        </a:ext>
+                      </a:extLst>
+                    </a:blip>
+                    <a:stretch>
+                      <a:fillRect/>
+                    </a:stretch>
+                  </pic:blipFill>
+                  <pic:spPr>
+                    <a:xfrm>
+                      <a:off x="0" y="0"/>
+                      <a:ext cx="5612130" cy="3427730"/>
+                    </a:xfrm>
+                    <a:prstGeom prst="rect">
+                      <a:avLst/>
+                    </a:prstGeom>
+                  </pic:spPr>
+                </pic:pic>
+              </a:graphicData>
+            </a:graphic>
+          </wp:inline>
+        </w:drawing>
+      </w:r>
     </w:p>
     <w:p>
       <w:pPr>
@@ -2486,6 +2631,7 @@
   <w:style w:type="character" w:default="1" w:styleId="Fuentedeprrafopredeter">
     <w:name w:val="Default Paragraph Font"/>
     <w:uiPriority w:val="1"/>
+    <w:semiHidden/>
     <w:unhideWhenUsed/>
   </w:style>
   <w:style w:type="table" w:default="1" w:styleId="Tablanormal">
